--- a/assets/resumes/yo-tenra-ja-experience.docx
+++ b/assets/resumes/yo-tenra-ja-experience.docx
@@ -18,8 +18,32 @@
       </w:pPr>
       <w:r>
         <w:rPr/>
-        <w:t>2026年9月23日現在｜氏名：楊 天楽</w:t>
+        <w:t>2026年10月1日現在｜氏名：楊 天楽</w:t>
       </w:r>
+    </w:p>
+    <w:p>
+      <w:hyperlink r:id="rId9">
+        <w:r>
+          <w:rPr>
+            <w:rStyle w:val="Hyperlink"/>
+            <w:color w:val="333333"/>
+          </w:rPr>
+          <w:t>個人サイト</w:t>
+        </w:r>
+      </w:hyperlink>
+      <w:r>
+        <w:rPr/>
+        <w:t xml:space="preserve"> · </w:t>
+      </w:r>
+      <w:hyperlink r:id="rId10">
+        <w:r>
+          <w:rPr>
+            <w:rStyle w:val="Hyperlink"/>
+            <w:color w:val="333333"/>
+          </w:rPr>
+          <w:t>GitHub</w:t>
+        </w:r>
+      </w:hyperlink>
     </w:p>
     <w:p>
       <w:pPr>
@@ -33,7 +57,7 @@
     <w:p>
       <w:r>
         <w:rPr/>
-        <w:t>旅行会社にて業務要件の整理、開発チームとの調整、システム導入支援に従事。また、ゲーム内アイテム・通貨の取引・相談サービスを創業・運営し、顧客対応と業務手順の整備を経験しました。現在は関西大学大学院に在籍し、Baseconnectで企業情報抽出とデータ品質改善、大学でTA業務に携わっています。AI支援開発を通じて、要件整理、方法の比較、結果確認、継続的な改善に取り組んでいます。</w:t>
+        <w:t>関西大学大学院 総合情報学研究科 社会情報学専攻の修士課程に在籍し、2027年9月修了予定です。業務要件の整理、開発チームとの調整、有料サービスの顧客対応、企業データの品質改善を経験しました。AIを活用して研究・業務用のツールを開発し、課題の整理、業務上の妥当性の判断、検証、継続的な改善に取り組んでいます。AIアプリケーション、プロダクトのプロトタイプ、業務ツールの開発に関心があります。入社は2027年10月を希望し、2028年4月も可能です。</w:t>
       </w:r>
     </w:p>
     <w:p>
@@ -51,7 +75,7 @@
       </w:pPr>
       <w:r>
         <w:rPr/>
-        <w:t>Baseconnect</w:t>
+        <w:t>Baseconnect｜AIエンジニア・インターン（アルバイト）</w:t>
       </w:r>
     </w:p>
     <w:p>
@@ -60,7 +84,7 @@
       </w:pPr>
       <w:r>
         <w:rPr/>
-        <w:t>2026年4月～現在｜AIエンジニア・インターン（アルバイト）</w:t>
+        <w:t>2026年～現在</w:t>
       </w:r>
     </w:p>
     <w:p>
@@ -69,7 +93,7 @@
       </w:pPr>
       <w:r>
         <w:rPr/>
-        <w:t>Webページからの企業情報抽出および既存データの品質改善に参加。出典ページ、ログ、サンプルを基に、入力・前処理・モデル処理・出力後の確認の各段階を調査。</w:t>
+        <w:t>企業情報の抽出と品質改善に参加。S3上の、顧客に直接提供される本番データを扱い、データ生成パイプラインを改善。3か月、約320時間で190件のPRを作成し、マージまで実施。</w:t>
       </w:r>
     </w:p>
     <w:p>
@@ -78,7 +102,7 @@
       </w:pPr>
       <w:r>
         <w:rPr/>
-        <w:t>AI支援による調査・実装を進め、変更前後と反例を確認。対象の問題の改善に加え、正常なデータへの影響を検証。</w:t>
+        <w:t>繰り返し発生するデータの誤りを、再利用できるtransformで修正。同じ方針を対応する本番パイプラインの修正PRにも反映し、再発を抑制。dry-runとバックアップを経て、本人が本番環境で実行・結果確認を担当。上記3か月の後半1.5か月、約180時間で38件のタスクを解決。</w:t>
       </w:r>
     </w:p>
     <w:p>
@@ -87,7 +111,7 @@
       </w:pPr>
       <w:r>
         <w:rPr/>
-        <w:t>データ修正の実行資料作成、担当者との調整、処理後の確認に従事。レビューや本番環境での実行を担う同僚と協力。</w:t>
+        <w:t>課題と目標を定義し、Claudeの調査・実装案を業務要件とリスクから判断。受け入れ基準、検証結果、作業記録を保存し、異なるAIセッションで作業を続けられる自分用のデータベース付きダッシュボードを開発。</w:t>
       </w:r>
     </w:p>
     <w:p>
@@ -96,7 +120,7 @@
       </w:pPr>
       <w:r>
         <w:rPr/>
-        <w:t>タスク、作業記録、次の行動、参照資料を保存する個人用ツールをAI支援で開発・利用。</w:t>
+        <w:t>取り組みの中で、特定のデータ項目の精度が40％台から85％に、データカバー率が30％台から75％に改善（本人の業務記録、2026年10月）。</w:t>
       </w:r>
     </w:p>
     <w:p>
@@ -105,7 +129,7 @@
       </w:pPr>
       <w:r>
         <w:rPr/>
-        <w:t>関西大学</w:t>
+        <w:t>関西大学｜ティーチング・アシスタント（TA）</w:t>
       </w:r>
     </w:p>
     <w:p>
@@ -114,7 +138,7 @@
       </w:pPr>
       <w:r>
         <w:rPr/>
-        <w:t>2025年9月～現在｜ティーチング・アシスタント（TA）</w:t>
+        <w:t>2025年9月～現在</w:t>
       </w:r>
     </w:p>
     <w:p>
@@ -123,7 +147,7 @@
       </w:pPr>
       <w:r>
         <w:rPr/>
-        <w:t>ソフトウェア開発、数学、科学リテラシー、グラフィックス、質的調査などの実習における質問対応、ツール操作、課題への取り組みを支援。</w:t>
+        <w:t>ソフトウェア開発、数学、科学リテラシー、グラフィックス、質的調査などの実習で、学生の質問対応、ツール操作、課題への取り組みを支援。</w:t>
       </w:r>
     </w:p>
     <w:p>
@@ -132,7 +156,7 @@
       </w:pPr>
       <w:r>
         <w:rPr/>
-        <w:t>学生サービスステーションでハードウェア・ソフトウェアの相談に対応。必要に応じて問題を記録し、技術担当者へ引き継ぎ。</w:t>
+        <w:t>学生サービスステーションでハードウェア・ソフトウェアの相談に対応し、問題を記録。必要に応じて技術担当者へ引き継ぎ。</w:t>
       </w:r>
     </w:p>
     <w:p>
@@ -141,7 +165,7 @@
       </w:pPr>
       <w:r>
         <w:rPr/>
-        <w:t>Studio Keya_cc</w:t>
+        <w:t>Studio Keya_cc｜創業・運営</w:t>
       </w:r>
     </w:p>
     <w:p>
@@ -150,7 +174,7 @@
       </w:pPr>
       <w:r>
         <w:rPr/>
-        <w:t>2019年11月～2025年12月｜創業・運営</w:t>
+        <w:t>2019年11月～2025年12月</w:t>
       </w:r>
     </w:p>
     <w:p>
@@ -159,7 +183,27 @@
       </w:pPr>
       <w:r>
         <w:rPr/>
-        <w:t>ゲーム内アイテム・通貨の取引・相談サービスを運営。累計売上高約1,500万人民元、累計顧客数2,000人以上（重複を除く）。</w:t>
+        <w:t>ゲーム内アイテム・通貨の取引と相談サービスを運営。累計売上高は約</w:t>
+      </w:r>
+      <w:r>
+        <w:rPr>
+          <w:b/>
+        </w:rPr>
+        <w:t>1,500万人民元</w:t>
+      </w:r>
+      <w:r>
+        <w:rPr/>
+        <w:t>、累計顧客数は重複を除く</w:t>
+      </w:r>
+      <w:r>
+        <w:rPr>
+          <w:b/>
+        </w:rPr>
+        <w:t>2,000人以上</w:t>
+      </w:r>
+      <w:r>
+        <w:rPr/>
+        <w:t>。</w:t>
       </w:r>
     </w:p>
     <w:p>
@@ -168,7 +212,25 @@
       </w:pPr>
       <w:r>
         <w:rPr/>
-        <w:t>攻略動画・資料を制作し、ゲーム内イベントの費用と得られる内容を整理。顧客の選択を支援し、相談・取引・その後の対応を実施。</w:t>
+        <w:t>動画や攻略資料を制作し、イベントの費用と得られる内容を分析して顧客の選択を支援。相談、取引、その後のサービスを手順化し、カスタマーサポートの役割分担を実施。</w:t>
+      </w:r>
+    </w:p>
+    <w:p>
+      <w:pPr>
+        <w:pStyle w:val="Heading2"/>
+      </w:pPr>
+      <w:r>
+        <w:rPr/>
+        <w:t>Holly Travel Int. Travel Agency｜総経理アシスタント</w:t>
+      </w:r>
+    </w:p>
+    <w:p>
+      <w:pPr>
+        <w:keepNext/>
+      </w:pPr>
+      <w:r>
+        <w:rPr/>
+        <w:t>2017年12月～2021年12月｜中国・広州</w:t>
       </w:r>
     </w:p>
     <w:p>
@@ -177,25 +239,7 @@
       </w:pPr>
       <w:r>
         <w:rPr/>
-        <w:t>反復する業務を手順化し、カスタマーサポートの役割分担と進捗確認を実施。</w:t>
-      </w:r>
-    </w:p>
-    <w:p>
-      <w:pPr>
-        <w:pStyle w:val="Heading2"/>
-      </w:pPr>
-      <w:r>
-        <w:rPr/>
-        <w:t>Holly Travel Int. Travel Agency</w:t>
-      </w:r>
-    </w:p>
-    <w:p>
-      <w:pPr>
-        <w:keepNext/>
-      </w:pPr>
-      <w:r>
-        <w:rPr/>
-        <w:t>2017年12月～2021年12月｜総経理アシスタント｜中国・広州</w:t>
+        <w:t>財務・事業部門の要望を業務要件書にまとめ、開発チームと技術的な方針や日程を調整。テスト、修正、導入研修、利用後のフィードバックまで担当。</w:t>
       </w:r>
     </w:p>
     <w:p>
@@ -204,25 +248,7 @@
       </w:pPr>
       <w:r>
         <w:rPr/>
-        <w:t>B2Bホテル予約・流通業務における財務・事業部門の要望を整理し、業務要件書を作成。開発チームと構成・スケジュールを検討。</w:t>
-      </w:r>
-    </w:p>
-    <w:p>
-      <w:pPr>
-        <w:pStyle w:val="ListBullet"/>
-      </w:pPr>
-      <w:r>
-        <w:rPr/>
-        <w:t>API連携・在庫管理、動的な価格設定・在庫管理、従業員の業績評価の3領域で、テスト、修正、導入研修、利用後の確認に従事。</w:t>
-      </w:r>
-    </w:p>
-    <w:p>
-      <w:pPr>
-        <w:pStyle w:val="ListBullet"/>
-      </w:pPr>
-      <w:r>
-        <w:rPr/>
-        <w:t>海外の関係者との業務調整、業界イベントへの参加、採用面接、新人研修を担当。</w:t>
+        <w:t>サプライヤー・販売代理店のAPI連携と在庫管理、動的な価格設定と在庫管理、従業員の業績評価の3領域に参加。海外業務の調整、採用、新人研修を支援。</w:t>
       </w:r>
     </w:p>
     <w:p>
@@ -236,17 +262,108 @@
       </w:r>
     </w:p>
     <w:p>
+      <w:pPr>
+        <w:pStyle w:val="Heading2"/>
+      </w:pPr>
       <w:r>
-        <w:rPr>
-          <w:b/>
-        </w:rPr>
-        <w:t>CorpLink-AI｜2026年2月～3月</w:t>
+        <w:rPr/>
+        <w:t>CorpLink-AI｜研究用データ処理ツール</w:t>
+      </w:r>
+    </w:p>
+    <w:p>
+      <w:pPr>
+        <w:keepNext/>
+      </w:pPr>
+      <w:r>
+        <w:rPr/>
+        <w:t>2026年2月～3月｜</w:t>
+      </w:r>
+      <w:hyperlink r:id="rId11">
+        <w:r>
+          <w:rPr>
+            <w:rStyle w:val="Hyperlink"/>
+            <w:color w:val="333333"/>
+          </w:rPr>
+          <w:t>ソースコード</w:t>
+        </w:r>
+      </w:hyperlink>
+    </w:p>
+    <w:p>
+      <w:pPr>
+        <w:pStyle w:val="ListBullet"/>
+      </w:pPr>
+      <w:r>
+        <w:rPr/>
+        <w:t>ニュースファイルから企業名と提携関係を整理し、ネットワーク分析用のデータ・行列を出力。</w:t>
+      </w:r>
+    </w:p>
+    <w:p>
+      <w:pPr>
+        <w:pStyle w:val="ListBullet"/>
+      </w:pPr>
+      <w:r>
+        <w:rPr/>
+        <w:t>ファイルのアップロード、条件設定、処理、ダウンロードをWeb画面に集約。GeminiとChatGPTの支援を受け、要件整理からコードの統合・デプロイまで担当。</w:t>
+      </w:r>
+    </w:p>
+    <w:p>
+      <w:pPr>
+        <w:pStyle w:val="ListBullet"/>
+      </w:pPr>
+      <w:r>
+        <w:rPr/>
+        <w:t>ローカルの照合結果と名称キャッシュを再利用し、未解決の部分にモデルを使う構成で、重複処理を削減。</w:t>
+      </w:r>
+    </w:p>
+    <w:p>
+      <w:pPr>
+        <w:pStyle w:val="Heading2"/>
+      </w:pPr>
+      <w:r>
+        <w:rPr/>
+        <w:t>OSSの依存関係分析｜修士研究</w:t>
       </w:r>
     </w:p>
     <w:p>
       <w:r>
         <w:rPr/>
-        <w:t>ニュース中の企業名と関係の手がかりを、ネットワーク分析用のデータ・行列に整理するツールをAI支援で開発。ファイル入力、条件設定、結果出力をWeb画面に集約しました。ローカル照合と過去の処理結果を優先し、未解決の部分にモデルを使う構成です。</w:t>
+        <w:t>現在の研究｜</w:t>
+      </w:r>
+      <w:hyperlink r:id="rId12">
+        <w:r>
+          <w:rPr>
+            <w:rStyle w:val="Hyperlink"/>
+            <w:color w:val="333333"/>
+          </w:rPr>
+          <w:t>公開デモ</w:t>
+        </w:r>
+      </w:hyperlink>
+    </w:p>
+    <w:p>
+      <w:pPr>
+        <w:pStyle w:val="ListBullet"/>
+      </w:pPr>
+      <w:r>
+        <w:rPr/>
+        <w:t>ネットワーク図、指標ランキング、説明を連動させ、依存関係とパッケージの構造的な役割を比較。</w:t>
+      </w:r>
+    </w:p>
+    <w:p>
+      <w:pPr>
+        <w:pStyle w:val="ListBullet"/>
+      </w:pPr>
+      <w:r>
+        <w:rPr/>
+        <w:t>デモにはPyPIの709ノード、Goの591ノードのサンプルを使用し、複数の指標で依存構造を比較。</w:t>
+      </w:r>
+    </w:p>
+    <w:p>
+      <w:pPr>
+        <w:pStyle w:val="Heading2"/>
+      </w:pPr>
+      <w:r>
+        <w:rPr/>
+        <w:t>個人開発</w:t>
       </w:r>
     </w:p>
     <w:p>
@@ -254,13 +371,11 @@
         <w:rPr>
           <w:b/>
         </w:rPr>
-        <w:t>オープンソースソフトウェアの依存関係分析｜修士研究</w:t>
+        <w:t>AWS Pass It</w:t>
       </w:r>
-    </w:p>
-    <w:p>
       <w:r>
         <w:rPr/>
-        <w:t>依存関係をネットワーク図で可視化し、複数の指標を比較するデモを制作。PyPI709ノード、Go591ノードのサンプルについて、図・ランキング・説明を連動させ、指標ごとの構造的な意味を比較できるようにしています。</w:t>
+        <w:t>：7種類のAWS認定試験、試験に応じた日中英の問題集、3言語の画面、模試のスコア予測、間違えた問題の復習、用語解説、AIへの質問用コピーに対応。</w:t>
       </w:r>
     </w:p>
     <w:p>
@@ -268,13 +383,29 @@
         <w:rPr>
           <w:b/>
         </w:rPr>
-        <w:t>個人開発</w:t>
+        <w:t>CalTracker</w:t>
+      </w:r>
+      <w:r>
+        <w:rPr/>
+        <w:t>：摂取量と体重変化から消費量を推定し、減量目標に応じた1日の摂取目標を計算。身体サイズも記録。</w:t>
+      </w:r>
+    </w:p>
+    <w:p>
+      <w:r>
+        <w:rPr>
+          <w:b/>
+        </w:rPr>
+        <w:t>OOTD</w:t>
+      </w:r>
+      <w:r>
+        <w:rPr/>
+        <w:t>：衣服、収納場所、着用履歴、コーディネートを一つに管理し、1回当たりの費用や未着用のアイテムを確認。</w:t>
       </w:r>
     </w:p>
     <w:p>
       <w:r>
         <w:rPr/>
-        <w:t>衣服・着用履歴を扱うOOTD、食事・体重記録のCalTracker、3言語の問題解説・復習をまとめたAWS Pass ItをAI支援で開発。自らの利用に基づいて要件を整理し、改善を継続しています。</w:t>
+        <w:t>いずれも本人の日常のニーズから要件を整理し、AI支援で実装。継続して使用・改善しています。</w:t>
       </w:r>
     </w:p>
     <w:p>
@@ -283,7 +414,7 @@
       </w:pPr>
       <w:r>
         <w:rPr/>
-        <w:t>活かせる経験・知識</w:t>
+        <w:t>学歴</w:t>
       </w:r>
     </w:p>
     <w:p>
@@ -292,7 +423,7 @@
       </w:pPr>
       <w:r>
         <w:rPr/>
-        <w:t>業務要件の整理、開発チームとの調整、導入時の説明・研修</w:t>
+        <w:t>関西大学大学院 総合情報学研究科 社会情報学専攻 修士課程｜2025年4月～2027年9月修了予定</w:t>
       </w:r>
     </w:p>
     <w:p>
@@ -301,7 +432,7 @@
       </w:pPr>
       <w:r>
         <w:rPr/>
-        <w:t>AI支援開発における方法の比較、反例の確認、検証・修正の進行</w:t>
+        <w:t>大阪情報ITクリエイター専門学校 システム開発コース｜2024年4月～2025年3月中退</w:t>
       </w:r>
     </w:p>
     <w:p>
@@ -310,22 +441,7 @@
       </w:pPr>
       <w:r>
         <w:rPr/>
-        <w:t>データ品質の調査、実行資料の準備、関係者への引き継ぎと結果確認</w:t>
-      </w:r>
-    </w:p>
-    <w:p>
-      <w:pPr>
-        <w:pStyle w:val="ListBullet"/>
-      </w:pPr>
-      <w:r>
-        <w:rPr/>
-        <w:t>顧客対応、業務手順の整理、学生への学習・IT利用支援</w:t>
-      </w:r>
-    </w:p>
-    <w:p>
-      <w:r>
-        <w:rPr/>
-        <w:t>Python、SQL、GitなどをAI支援開発で使用。コードの一部を読み、処理内容の確認と局所的な修正を行います。実装の多くにAIを活用しています。</w:t>
+        <w:t>広東財経大学 金融工学専攻｜2014年9月～2018年7月卒業</w:t>
       </w:r>
     </w:p>
     <w:p>
@@ -334,62 +450,56 @@
       </w:pPr>
       <w:r>
         <w:rPr/>
-        <w:t>自己PR</w:t>
+        <w:t>資格・語学</w:t>
       </w:r>
     </w:p>
     <w:p>
       <w:r>
         <w:rPr/>
-        <w:t>実際の利用目的を確認し、必要な機能や手順に整理することを大切にしています。旅行会社での要件調整、顧客への選択肢の説明、研究用ツールの開発を通じ、相手が次に何をすればよいかまで考えて仕事を進めてきました。今後はAI・データを活用するプロダクトや業務ツールで、設計から検証・改善まで関わる経験を広げていきたいと考えています。</w:t>
+        <w:t>AWS Certified AI Practitioner（2026年）｜AWS Certified Cloud Practitioner（2026年）｜AWS Certified Solutions Architect – Associate（2026年）｜JLPT N1（2023年12月）｜TOEIC L&amp;R 805点（2022年8月）｜Cambridge BEC Higher Grade C（2018年5月）｜基本情報技術者試験合格（2024年5月）。中国語（標準語）・広東語：母語。</w:t>
+      </w:r>
+    </w:p>
+    <w:p>
+      <w:pPr>
+        <w:pStyle w:val="Heading1"/>
+      </w:pPr>
+      <w:r>
+        <w:rPr/>
+        <w:t>使用ツールと担当領域</w:t>
       </w:r>
     </w:p>
     <w:p>
       <w:r>
         <w:rPr/>
-        <w:t>個人サイト：</w:t>
+        <w:t>AI支援開発でPython、SQL、Git、データ処理ツールを使用。コードの一部を読み、処理内容の確認と局所的な修正を行います。実装にはClaudeなどを多く活用し、要件の定義、方針の比較、業務上の妥当性の判断、検証の設計、改善を担当しています。</w:t>
       </w:r>
-      <w:hyperlink r:id="rId9">
+    </w:p>
+    <w:p>
+      <w:hyperlink r:id="rId13">
         <w:r>
           <w:rPr>
             <w:rStyle w:val="Hyperlink"/>
             <w:color w:val="333333"/>
           </w:rPr>
-          <w:t>https://yotenra.com</w:t>
+          <w:t>最も難しかった開発経験</w:t>
         </w:r>
       </w:hyperlink>
-    </w:p>
-    <w:p>
       <w:r>
         <w:rPr/>
-        <w:t>CorpLink-AI：</w:t>
+        <w:t xml:space="preserve"> · </w:t>
       </w:r>
-      <w:hyperlink r:id="rId10">
+      <w:hyperlink r:id="rId14">
         <w:r>
           <w:rPr>
             <w:rStyle w:val="Hyperlink"/>
             <w:color w:val="333333"/>
           </w:rPr>
-          <w:t>https://github.com/shiameyeung/CorpLink-AI</w:t>
-        </w:r>
-      </w:hyperlink>
-    </w:p>
-    <w:p>
-      <w:r>
-        <w:rPr/>
-        <w:t>研究デモ：</w:t>
-      </w:r>
-      <w:hyperlink r:id="rId11">
-        <w:r>
-          <w:rPr>
-            <w:rStyle w:val="Hyperlink"/>
-            <w:color w:val="333333"/>
-          </w:rPr>
-          <w:t>https://yotenra.com/oss-dependency-sna/</w:t>
+          <w:t>プロジェクトの機能と操作デモ</w:t>
         </w:r>
       </w:hyperlink>
     </w:p>
     <w:sectPr>
-      <w:footerReference w:type="default" r:id="rId12"/>
+      <w:footerReference w:type="default" r:id="rId15"/>
       <w:pgSz w:w="11906" w:h="16838"/>
       <w:pgMar w:top="1020" w:right="1134" w:bottom="1020" w:left="1134" w:header="720" w:footer="510" w:gutter="0"/>
       <w:cols w:space="720"/>
@@ -409,7 +519,7 @@
     <w:r>
       <w:rPr>
         <w:rFonts w:ascii="Times New Roman" w:hAnsi="Times New Roman" w:eastAsia="Noto Serif CJK JP" w:cs="Times New Roman"/>
-        <w:color w:val="191919"/>
+        <w:color w:val="000000"/>
         <w:sz w:val="18"/>
       </w:rPr>
       <w:t xml:space="preserve">楊 天楽  |  </w:t>
@@ -784,11 +894,11 @@
     <w:rsid w:val="00FC693F"/>
     <w:pPr>
       <w:widowControl/>
-      <w:spacing w:after="80" w:line="310" w:lineRule="exact"/>
+      <w:spacing w:after="60" w:line="300" w:lineRule="exact"/>
     </w:pPr>
     <w:rPr>
       <w:rFonts w:ascii="Times New Roman" w:hAnsi="Times New Roman" w:eastAsia="Noto Serif CJK JP" w:cs="Times New Roman"/>
-      <w:color w:val="191919"/>
+      <w:color w:val="000000"/>
       <w:sz w:val="22"/>
     </w:rPr>
   </w:style>
@@ -847,14 +957,14 @@
     <w:pPr>
       <w:keepNext/>
       <w:keepLines/>
-      <w:spacing w:before="220" w:after="100" w:line="370" w:lineRule="exact"/>
+      <w:spacing w:before="160" w:after="80" w:line="370" w:lineRule="exact"/>
       <w:outlineLvl w:val="0"/>
     </w:pPr>
     <w:rPr>
       <w:rFonts w:ascii="Times New Roman" w:hAnsi="Times New Roman" w:eastAsia="Noto Serif CJK JP" w:cs="Times New Roman"/>
       <w:b/>
       <w:bCs/>
-      <w:color w:val="191919"/>
+      <w:color w:val="000000"/>
       <w:sz w:val="27"/>
       <w:szCs w:val="28"/>
     </w:rPr>
@@ -871,14 +981,14 @@
     <w:pPr>
       <w:keepNext/>
       <w:keepLines/>
-      <w:spacing w:before="160" w:after="60" w:line="330" w:lineRule="exact"/>
+      <w:spacing w:before="120" w:after="60" w:line="330" w:lineRule="exact"/>
       <w:outlineLvl w:val="1"/>
     </w:pPr>
     <w:rPr>
       <w:rFonts w:ascii="Times New Roman" w:hAnsi="Times New Roman" w:eastAsia="Noto Serif CJK JP" w:cs="Times New Roman"/>
       <w:b/>
       <w:bCs/>
-      <w:color w:val="191919"/>
+      <w:color w:val="000000"/>
       <w:sz w:val="23"/>
       <w:szCs w:val="26"/>
     </w:rPr>
@@ -1141,7 +1251,7 @@
     <w:rPr>
       <w:rFonts w:ascii="Times New Roman" w:hAnsi="Times New Roman" w:eastAsia="Noto Serif CJK JP" w:cs="Times New Roman"/>
       <w:b/>
-      <w:color w:val="191919"/>
+      <w:color w:val="000000"/>
       <w:spacing w:val="5"/>
       <w:kern w:val="28"/>
       <w:sz w:val="44"/>
@@ -1180,7 +1290,7 @@
       <w:rFonts w:ascii="Times New Roman" w:hAnsi="Times New Roman" w:eastAsia="Noto Serif CJK JP" w:cs="Times New Roman"/>
       <w:i/>
       <w:iCs/>
-      <w:color w:val="191919"/>
+      <w:color w:val="000000"/>
       <w:spacing w:val="15"/>
       <w:sz w:val="22"/>
       <w:szCs w:val="24"/>
@@ -1318,13 +1428,13 @@
       <w:numPr>
         <w:numId w:val="1"/>
       </w:numPr>
-      <w:spacing w:after="80" w:line="310" w:lineRule="exact"/>
+      <w:spacing w:after="60" w:line="300" w:lineRule="exact"/>
       <w:ind w:left="227" w:hanging="170"/>
       <w:contextualSpacing/>
     </w:pPr>
     <w:rPr>
       <w:rFonts w:ascii="Times New Roman" w:hAnsi="Times New Roman" w:eastAsia="Noto Serif CJK JP" w:cs="Times New Roman"/>
-      <w:color w:val="191919"/>
+      <w:color w:val="000000"/>
       <w:sz w:val="22"/>
     </w:rPr>
   </w:style>

--- a/assets/resumes/yo-tenra-ja-experience.docx
+++ b/assets/resumes/yo-tenra-ja-experience.docx
@@ -26,7 +26,8 @@
         <w:r>
           <w:rPr>
             <w:rStyle w:val="Hyperlink"/>
-            <w:color w:val="333333"/>
+            <w:color w:val="0563C1"/>
+            <w:u w:val="single"/>
           </w:rPr>
           <w:t>個人サイト</w:t>
         </w:r>
@@ -39,7 +40,8 @@
         <w:r>
           <w:rPr>
             <w:rStyle w:val="Hyperlink"/>
-            <w:color w:val="333333"/>
+            <w:color w:val="0563C1"/>
+            <w:u w:val="single"/>
           </w:rPr>
           <w:t>GitHub</w:t>
         </w:r>
@@ -282,7 +284,8 @@
         <w:r>
           <w:rPr>
             <w:rStyle w:val="Hyperlink"/>
-            <w:color w:val="333333"/>
+            <w:color w:val="0563C1"/>
+            <w:u w:val="single"/>
           </w:rPr>
           <w:t>ソースコード</w:t>
         </w:r>
@@ -333,7 +336,8 @@
         <w:r>
           <w:rPr>
             <w:rStyle w:val="Hyperlink"/>
-            <w:color w:val="333333"/>
+            <w:color w:val="0563C1"/>
+            <w:u w:val="single"/>
           </w:rPr>
           <w:t>公開デモ</w:t>
         </w:r>
@@ -454,9 +458,33 @@
       </w:r>
     </w:p>
     <w:p>
+      <w:pPr>
+        <w:keepLines/>
+      </w:pPr>
       <w:r>
         <w:rPr/>
-        <w:t>AWS Certified AI Practitioner（2026年）｜AWS Certified Cloud Practitioner（2026年）｜AWS Certified Solutions Architect – Associate（2026年）｜JLPT N1（2023年12月）｜TOEIC L&amp;R 805点（2022年8月）｜Cambridge BEC Higher Grade C（2018年5月）｜基本情報技術者試験合格（2024年5月）。中国語（標準語）・広東語：母語。</w:t>
+        <w:t>AWS Certified AI Practitioner（2026年）｜</w:t>
+      </w:r>
+      <w:r>
+        <w:br/>
+      </w:r>
+      <w:r>
+        <w:rPr/>
+        <w:t>AWS Certified Cloud Practitioner（2026年）｜</w:t>
+      </w:r>
+      <w:r>
+        <w:br/>
+      </w:r>
+      <w:r>
+        <w:rPr/>
+        <w:t>AWS Certified Solutions Architect – Associate（2026年）｜</w:t>
+      </w:r>
+      <w:r>
+        <w:br/>
+      </w:r>
+      <w:r>
+        <w:rPr/>
+        <w:t>JLPT N1（2023年12月）｜TOEIC L&amp;R 805点（2022年8月）｜Cambridge BEC Higher Grade C（2018年5月）｜基本情報技術者試験合格（2024年5月）。中国語（標準語）・広東語：母語。</w:t>
       </w:r>
     </w:p>
     <w:p>
@@ -479,7 +507,8 @@
         <w:r>
           <w:rPr>
             <w:rStyle w:val="Hyperlink"/>
-            <w:color w:val="333333"/>
+            <w:color w:val="0563C1"/>
+            <w:u w:val="single"/>
           </w:rPr>
           <w:t>最も難しかった開発経験</w:t>
         </w:r>
@@ -492,7 +521,8 @@
         <w:r>
           <w:rPr>
             <w:rStyle w:val="Hyperlink"/>
-            <w:color w:val="333333"/>
+            <w:color w:val="0563C1"/>
+            <w:u w:val="single"/>
           </w:rPr>
           <w:t>プロジェクトの機能と操作デモ</w:t>
         </w:r>

--- a/assets/resumes/yo-tenra-ja-experience.docx
+++ b/assets/resumes/yo-tenra-ja-experience.docx
@@ -18,7 +18,7 @@
       </w:pPr>
       <w:r>
         <w:rPr/>
-        <w:t>2026年10月1日現在｜氏名：楊 天楽</w:t>
+        <w:t>2026年10月2日現在｜氏名：楊 天楽</w:t>
       </w:r>
     </w:p>
     <w:p>
@@ -185,27 +185,7 @@
       </w:pPr>
       <w:r>
         <w:rPr/>
-        <w:t>ゲーム内アイテム・通貨の取引と相談サービスを運営。累計売上高は約</w:t>
-      </w:r>
-      <w:r>
-        <w:rPr>
-          <w:b/>
-        </w:rPr>
-        <w:t>1,500万人民元</w:t>
-      </w:r>
-      <w:r>
-        <w:rPr/>
-        <w:t>、累計顧客数は重複を除く</w:t>
-      </w:r>
-      <w:r>
-        <w:rPr>
-          <w:b/>
-        </w:rPr>
-        <w:t>2,000人以上</w:t>
-      </w:r>
-      <w:r>
-        <w:rPr/>
-        <w:t>。</w:t>
+        <w:t>中国語圏のゲームプレイヤー向けに、ショート動画・攻略コンテンツを制作。ゲームに関する相談、支払いサポート、ゲーム内アイテム・通貨の取引サービスを提供。</w:t>
       </w:r>
     </w:p>
     <w:p>
@@ -214,7 +194,31 @@
       </w:pPr>
       <w:r>
         <w:rPr/>
-        <w:t>動画や攻略資料を制作し、イベントの費用と得られる内容を分析して顧客の選択を支援。相談、取引、その後のサービスを手順化し、カスタマーサポートの役割分担を実施。</w:t>
+        <w:t>累計2,000名以上の顧客にサービスを提供（重複を除く）。動画の累計再生数は約50万回。</w:t>
+      </w:r>
+    </w:p>
+    <w:p>
+      <w:pPr>
+        <w:pStyle w:val="ListBullet"/>
+      </w:pPr>
+      <w:r>
+        <w:rPr/>
+        <w:t>ピーク時に約3名のインターンが参加する体制でサービスを運営。</w:t>
+      </w:r>
+    </w:p>
+    <w:p>
+      <w:pPr>
+        <w:pStyle w:val="ListBullet"/>
+      </w:pPr>
+      <w:r>
+        <w:rPr/>
+        <w:t>韓国語を読めない中国語圏のプレイヤー向けに、イベントのルール、アイテム獲得の期待値、必要な費用を整理。同じゲーム内効果を得るための支出を抑える攻略・購入案を提示。攻略画像の制作に参加し、当時は攻略サイトも制作。PDF・文章・動画で攻略情報を配信。</w:t>
+      </w:r>
+    </w:p>
+    <w:p>
+      <w:r>
+        <w:rPr/>
+        <w:t>顧客からの累計受取額は約1,500万元（人民元、支払い代行分の元金を含む）。ギフトカード購入費・チャージの実行原価を控除した累計粗利益は300万元超（人件費・その他の運営費控除前）、累計純利益は約250万元と推定しています。</w:t>
       </w:r>
     </w:p>
     <w:p>
@@ -223,7 +227,7 @@
       </w:pPr>
       <w:r>
         <w:rPr/>
-        <w:t>Holly Travel Int. Travel Agency｜総経理アシスタント</w:t>
+        <w:t>Holly Travel Int. Travel Agency｜CEOアシスタント（業務改善・開発調整担当）</w:t>
       </w:r>
     </w:p>
     <w:p>
@@ -241,7 +245,7 @@
       </w:pPr>
       <w:r>
         <w:rPr/>
-        <w:t>財務・事業部門の要望を業務要件書にまとめ、開発チームと技術的な方針や日程を調整。テスト、修正、導入研修、利用後のフィードバックまで担当。</w:t>
+        <w:t>CEOの直接補佐として業務要件の整理と開発推進を担当。ホテル料金調整の実務を観察し、約5〜10名の開発メンバーと実現可能性・難易度を確認。業務側と開発側が合意できる画面案をまとめ、デモと要件文書を作成。</w:t>
       </w:r>
     </w:p>
     <w:p>
@@ -250,13 +254,21 @@
       </w:pPr>
       <w:r>
         <w:rPr/>
-        <w:t>サプライヤー・販売代理店のAPI連携と在庫管理、動的な価格設定と在庫管理、従業員の業績評価の3領域に参加。海外業務の調整、採用、新人研修を支援。</w:t>
+        <w:t>ガントチャートを活用し、タスクの依存関係、工数・コスト、担当者の稼働可能時間を踏まえて進捗を管理。進行上の課題を整理し、同じ業務目的を満たす代替案を比較・調整。</w:t>
+      </w:r>
+    </w:p>
+    <w:p>
+      <w:pPr>
+        <w:pStyle w:val="ListBullet"/>
+      </w:pPr>
+      <w:r>
+        <w:rPr/>
+        <w:t>仕入先・販売チャネルと連携する料金調整システムに加え、旅行商品の販売・流通システム、社内の財務管理・賞与計算システムの要件整理に参加。</w:t>
       </w:r>
     </w:p>
     <w:p>
       <w:pPr>
         <w:pStyle w:val="Heading1"/>
-        <w:pageBreakBefore/>
       </w:pPr>
       <w:r>
         <w:rPr/>
@@ -531,7 +543,7 @@
     <w:sectPr>
       <w:footerReference w:type="default" r:id="rId15"/>
       <w:pgSz w:w="11906" w:h="16838"/>
-      <w:pgMar w:top="1020" w:right="1134" w:bottom="1020" w:left="1134" w:header="720" w:footer="510" w:gutter="0"/>
+      <w:pgMar w:top="907" w:right="1020" w:bottom="907" w:left="1020" w:header="720" w:footer="510" w:gutter="0"/>
       <w:cols w:space="720"/>
       <w:docGrid w:linePitch="360"/>
     </w:sectPr>
@@ -924,7 +936,7 @@
     <w:rsid w:val="00FC693F"/>
     <w:pPr>
       <w:widowControl/>
-      <w:spacing w:after="60" w:line="300" w:lineRule="exact"/>
+      <w:spacing w:after="20" w:line="280" w:lineRule="exact"/>
     </w:pPr>
     <w:rPr>
       <w:rFonts w:ascii="Times New Roman" w:hAnsi="Times New Roman" w:eastAsia="Noto Serif CJK JP" w:cs="Times New Roman"/>
@@ -987,7 +999,7 @@
     <w:pPr>
       <w:keepNext/>
       <w:keepLines/>
-      <w:spacing w:before="160" w:after="80" w:line="370" w:lineRule="exact"/>
+      <w:spacing w:before="80" w:after="40" w:line="370" w:lineRule="exact"/>
       <w:outlineLvl w:val="0"/>
     </w:pPr>
     <w:rPr>
@@ -1011,7 +1023,7 @@
     <w:pPr>
       <w:keepNext/>
       <w:keepLines/>
-      <w:spacing w:before="120" w:after="60" w:line="330" w:lineRule="exact"/>
+      <w:spacing w:before="80" w:after="40" w:line="330" w:lineRule="exact"/>
       <w:outlineLvl w:val="1"/>
     </w:pPr>
     <w:rPr>
@@ -1458,7 +1470,7 @@
       <w:numPr>
         <w:numId w:val="1"/>
       </w:numPr>
-      <w:spacing w:after="60" w:line="300" w:lineRule="exact"/>
+      <w:spacing w:after="20" w:line="280" w:lineRule="exact"/>
       <w:ind w:left="227" w:hanging="170"/>
       <w:contextualSpacing/>
     </w:pPr>
